--- a/docs/OBRA Appeal Letter (revised).docx
+++ b/docs/OBRA Appeal Letter (revised).docx
@@ -1,6 +1,6 @@
 
 <file path=word/document.xml><?xml version="1.0" encoding="utf-8"?>
-<w:document xmlns:wpc="http://schemas.microsoft.com/office/word/2010/wordprocessingCanvas" xmlns:cx="http://schemas.microsoft.com/office/drawing/2014/chartex" xmlns:mc="http://schemas.openxmlformats.org/markup-compatibility/2006" xmlns:o="urn:schemas-microsoft-com:office:office" xmlns:r="http://schemas.openxmlformats.org/officeDocument/2006/relationships" xmlns:m="http://schemas.openxmlformats.org/officeDocument/2006/math" xmlns:v="urn:schemas-microsoft-com:vml" xmlns:wp14="http://schemas.microsoft.com/office/word/2010/wordprocessingDrawing" xmlns:wp="http://schemas.openxmlformats.org/drawingml/2006/wordprocessingDrawing" xmlns:w10="urn:schemas-microsoft-com:office:word" xmlns:w="http://schemas.openxmlformats.org/wordprocessingml/2006/main" xmlns:w14="http://schemas.microsoft.com/office/word/2010/wordml" xmlns:w15="http://schemas.microsoft.com/office/word/2012/wordml" xmlns:w16se="http://schemas.microsoft.com/office/word/2015/wordml/symex" xmlns:wpg="http://schemas.microsoft.com/office/word/2010/wordprocessingGroup" xmlns:wpi="http://schemas.microsoft.com/office/word/2010/wordprocessingInk" xmlns:wne="http://schemas.microsoft.com/office/word/2006/wordml" xmlns:wps="http://schemas.microsoft.com/office/word/2010/wordprocessingShape" mc:Ignorable="w14 w15 w16se wp14">
+<w:document xmlns:wpc="http://schemas.microsoft.com/office/word/2010/wordprocessingCanvas" xmlns:cx="http://schemas.microsoft.com/office/drawing/2014/chartex" xmlns:cx1="http://schemas.microsoft.com/office/drawing/2015/9/8/chartex" xmlns:cx2="http://schemas.microsoft.com/office/drawing/2015/10/21/chartex" xmlns:cx3="http://schemas.microsoft.com/office/drawing/2016/5/9/chartex" xmlns:cx4="http://schemas.microsoft.com/office/drawing/2016/5/10/chartex" xmlns:cx5="http://schemas.microsoft.com/office/drawing/2016/5/11/chartex" xmlns:cx6="http://schemas.microsoft.com/office/drawing/2016/5/12/chartex" xmlns:cx7="http://schemas.microsoft.com/office/drawing/2016/5/13/chartex" xmlns:cx8="http://schemas.microsoft.com/office/drawing/2016/5/14/chartex" xmlns:mc="http://schemas.openxmlformats.org/markup-compatibility/2006" xmlns:aink="http://schemas.microsoft.com/office/drawing/2016/ink" xmlns:am3d="http://schemas.microsoft.com/office/drawing/2017/model3d" xmlns:o="urn:schemas-microsoft-com:office:office" xmlns:oel="http://schemas.microsoft.com/office/2019/extlst" xmlns:r="http://schemas.openxmlformats.org/officeDocument/2006/relationships" xmlns:m="http://schemas.openxmlformats.org/officeDocument/2006/math" xmlns:v="urn:schemas-microsoft-com:vml" xmlns:wp14="http://schemas.microsoft.com/office/word/2010/wordprocessingDrawing" xmlns:wp="http://schemas.openxmlformats.org/drawingml/2006/wordprocessingDrawing" xmlns:w10="urn:schemas-microsoft-com:office:word" xmlns:w="http://schemas.openxmlformats.org/wordprocessingml/2006/main" xmlns:w14="http://schemas.microsoft.com/office/word/2010/wordml" xmlns:w15="http://schemas.microsoft.com/office/word/2012/wordml" xmlns:w16cex="http://schemas.microsoft.com/office/word/2018/wordml/cex" xmlns:w16cid="http://schemas.microsoft.com/office/word/2016/wordml/cid" xmlns:w16="http://schemas.microsoft.com/office/word/2018/wordml" xmlns:w16du="http://schemas.microsoft.com/office/word/2023/wordml/word16du" xmlns:w16sdtdh="http://schemas.microsoft.com/office/word/2020/wordml/sdtdatahash" xmlns:w16sdtfl="http://schemas.microsoft.com/office/word/2024/wordml/sdtformatlock" xmlns:w16se="http://schemas.microsoft.com/office/word/2015/wordml/symex" xmlns:wpg="http://schemas.microsoft.com/office/word/2010/wordprocessingGroup" xmlns:wpi="http://schemas.microsoft.com/office/word/2010/wordprocessingInk" xmlns:wne="http://schemas.microsoft.com/office/word/2006/wordml" xmlns:wps="http://schemas.microsoft.com/office/word/2010/wordprocessingShape" mc:Ignorable="w14 w15 w16se w16cid w16 w16cex w16sdtdh w16sdtfl w16du wp14">
   <w:background w:color="FFFFFF"/>
   <w:body>
     <w:p>
@@ -10,7 +10,7 @@
           <w:lang w:val="en-PH"/>
         </w:rPr>
         <w:drawing>
-          <wp:anchor distT="114300" distB="114300" distL="114300" distR="114300" simplePos="0" relativeHeight="251658240" behindDoc="0" locked="0" layoutInCell="1" hidden="0" allowOverlap="1">
+          <wp:anchor distT="114300" distB="114300" distL="114300" distR="114300" simplePos="0" relativeHeight="251658240" behindDoc="0" locked="0" layoutInCell="1" hidden="0" allowOverlap="1" wp14:anchorId="0F74EC9C" wp14:editId="13A5CAAE">
             <wp:simplePos x="0" y="0"/>
             <wp:positionH relativeFrom="column">
               <wp:posOffset>-171449</wp:posOffset>
@@ -59,7 +59,7 @@
           <w:lang w:val="en-PH"/>
         </w:rPr>
         <w:drawing>
-          <wp:anchor distT="114300" distB="114300" distL="114300" distR="114300" simplePos="0" relativeHeight="251659264" behindDoc="0" locked="0" layoutInCell="1" hidden="0" allowOverlap="1">
+          <wp:anchor distT="114300" distB="114300" distL="114300" distR="114300" simplePos="0" relativeHeight="251659264" behindDoc="0" locked="0" layoutInCell="1" hidden="0" allowOverlap="1" wp14:anchorId="5A5D3CEB" wp14:editId="45F6D6B1">
             <wp:simplePos x="0" y="0"/>
             <wp:positionH relativeFrom="column">
               <wp:posOffset>3000375</wp:posOffset>
@@ -219,10 +219,13 @@
         <w:jc w:val="both"/>
       </w:pPr>
       <w:r>
-        <w:rPr>
-          <w:b w:val="0"/>
-        </w:rPr>
-        <w:t>During the implementation and evaluation of the system, we found four places where the built game and its evaluation could not follow the approved proposal as written. The TU-Berlin evaluation, run as specified through the game's own preprocessing, measured the preprocessing rather than the model. One class in the approved vocabulary was replaced to serve a level's design. Playtesting changed the level designs, the ink rules and the ending. And two content-dependent features, dynamic audio and the shuffle-bag dialogue, cannot be finished without material the team has not yet produced.</w:t>
+        <w:t xml:space="preserve">During the implementation and evaluation of the system, we found four places where the built game and its evaluation could not follow the approved proposal as written. The TU-Berlin evaluation, run as specified through the game's own preprocessing, measured the preprocessing rather than the model. One class in the approved vocabulary was replaced to serve a level's design. </w:t>
+      </w:r>
+      <w:r>
+        <w:t>Developer and simulated p</w:t>
+      </w:r>
+      <w:r>
+        <w:t>laytesting changed the level designs, the ink rules and the ending. And one content-dependent feature, dynamic audio, cannot be finished without recordings the team has not yet produced.</w:t>
       </w:r>
     </w:p>
     <w:p>
@@ -231,10 +234,7 @@
         <w:jc w:val="both"/>
       </w:pPr>
       <w:r>
-        <w:rPr>
-          <w:b w:val="0"/>
-        </w:rPr>
-        <w:t>Because of this, we decided to revise the manuscript to describe the system as built and as measured, rather than change the system to match text it has outgrown. Where the proposal could still be met in the implementation, we have done so. The ability table now follows Appendix C exactly: we verified every one of its 117 attributions against the ConceptNet 5.7.0 assertions dump, and all exist with the weights reported. The per-level acceptance threshold (Section 4.5.4.2) is implemented, and a simulation of players at four skill levels measures its trade-off: for an average player, raising the bar from 0.60 to 0.75 halves wrong acceptances (12.8% to 7.1% of attempts) for five points of first-try success. The ending precedence (Section 4.5.4.5), a fully seeded training run (Section 4.7.5), end-to-end latency measured to the appearance of the spawned entity (Equation 12), and request-size and timeout limits on the recognizer (Section 4.10.2) are also implemented as specified. The challenges we encountered are specifically:</w:t>
+        <w:t>Because of this, we decided to revise the manuscript to describe the system as built and as measured, rather than change the system to match text it has outgrown. Where the proposal could still be met in the implementation, we have done so. The ability table now follows Appendix C exactly: we verified every one of its 117 attributions against the ConceptNet 5.7.0 assertions dump, and all exist with the weights reported. The per-level acceptance threshold (Section 4.5.4.2) is implemented, and a simulation of players at four skill levels measures its trade-off: for an average player, raising the bar from 0.60 to 0.75 halves wrong acceptances (12.8% to 7.1% of attempts) for five points of first-try success. The ending precedence (Section 4.5.4.5), a fully seeded training run (Section 4.7.5), end-to-end latency measured to the appearance of the spawned entity (Equation 12), and request-size and timeout limits on the recognizer (Section 4.10.2) are also implemented as specified, as is the priority-queue dialogue of Section 4.5.4.4: unseen lines weighted +100, heard lines dropping to zero and recovering, replay nudges toward an untried route, and pools of comments on the player's drawings. The challenges we encountered are specifically:</w:t>
       </w:r>
     </w:p>
     <w:p>
@@ -250,14 +250,22 @@
         <w:rPr>
           <w:b/>
         </w:rPr>
+        <w:lastRenderedPageBreak/>
         <w:t xml:space="preserve">Cross-dataset evaluation protocol. </w:t>
       </w:r>
       <w:r>
+        <w:t>Run as specified, through exactly the game's preprocessing, the TU-Berlin evaluation scores 0.212 accuracy over the 40 covered classes (3,280 sketches). The cause is the preprocessing: TU-Berlin's sketches are 1111 × 1111 pixels with pen lines a few pixels wide, and shrinking them about forty-fold by averaging leaves the strokes at 20–30% of full ink, where Quick, Draw! strokes are at full ink. The model is shown a nearly blank image, and a third of the set (1,070 sketches) is classified as bread. Shrinking instead by keeping each block's maximum, a single variant fixed before its result was seen, preserves the strokes and scores 0.677 (macro recall 0.681). The game's own 8-pixel brush is not affected; its strokes keep 50–100% of full ink.</w:t>
+      </w:r>
+    </w:p>
+    <w:p>
+      <w:pPr>
+        <w:widowControl w:val="0"/>
+        <w:spacing w:after="240" w:line="240" w:lineRule="auto"/>
+        <w:jc w:val="both"/>
         <w:rPr>
-          <w:b w:val="0"/>
+          <w:b/>
         </w:rPr>
-        <w:t>Run as specified, through exactly the game's preprocessing, the TU-Berlin evaluation scores 0.212 accuracy over the 40 covered classes (3,280 sketches). The cause is the preprocessing: TU-Berlin's sketches are 1111 × 1111 pixels with pen lines a few pixels wide, and shrinking them about forty-fold by averaging leaves the strokes at 20–30% of full ink, where Quick, Draw! strokes are at full ink. The model is shown a nearly blank image, and a third of the set (1,070 sketches) is classified as bread. Shrinking instead by keeping each block's maximum, a single variant fixed before its result was seen, preserves the strokes and scores 0.677 (macro recall 0.681). The game's own 8-pixel brush is not affected; its strokes keep 50–100% of full ink.</w:t>
-      </w:r>
+      </w:pPr>
     </w:p>
     <w:p>
       <w:pPr>
@@ -293,18 +301,17 @@
         <w:tblLook w:val="0600" w:firstRow="0" w:lastRow="0" w:firstColumn="0" w:lastColumn="0" w:noHBand="1" w:noVBand="1"/>
       </w:tblPr>
       <w:tblGrid>
-        <w:gridCol w:w="1605"/>
-        <w:gridCol w:w="915"/>
-        <w:gridCol w:w="1320"/>
-        <w:gridCol w:w="1305"/>
-        <w:gridCol w:w="915"/>
-        <w:gridCol w:w="1080"/>
+        <w:gridCol w:w="1915"/>
+        <w:gridCol w:w="1092"/>
+        <w:gridCol w:w="1575"/>
+        <w:gridCol w:w="1557"/>
+        <w:gridCol w:w="1222"/>
+        <w:gridCol w:w="1159"/>
       </w:tblGrid>
       <w:tr>
         <w:tc>
           <w:tcPr>
-            <w:tcW w:w="1605" w:type="dxa"/>
-            <w:shd w:val="clear" w:color="auto" w:fill="auto"/>
+            <w:tcW w:w="1915" w:type="dxa"/>
             <w:tcMar>
               <w:top w:w="100" w:type="dxa"/>
               <w:left w:w="100" w:type="dxa"/>
@@ -331,26 +338,23 @@
         </w:tc>
         <w:tc>
           <w:tcPr>
-            <w:tcW w:w="915" w:type="dxa"/>
-            <w:shd w:val="clear" w:color="auto" w:fill="auto"/>
-            <w:tcMar>
-              <w:top w:w="100" w:type="dxa"/>
-              <w:left w:w="100" w:type="dxa"/>
-              <w:bottom w:w="100" w:type="dxa"/>
-              <w:right w:w="100" w:type="dxa"/>
-            </w:tcMar>
-          </w:tcPr>
-          <w:p>
-            <w:pPr>
-              <w:widowControl w:val="0"/>
-              <w:spacing w:line="240" w:lineRule="auto"/>
-              <w:rPr>
-                <w:b/>
-                <w:bCs/>
-              </w:rPr>
-            </w:pPr>
-            <w:proofErr w:type="spellStart"/>
-            <w:proofErr w:type="spellEnd"/>
+            <w:tcW w:w="1092" w:type="dxa"/>
+            <w:tcMar>
+              <w:top w:w="100" w:type="dxa"/>
+              <w:left w:w="100" w:type="dxa"/>
+              <w:bottom w:w="100" w:type="dxa"/>
+              <w:right w:w="100" w:type="dxa"/>
+            </w:tcMar>
+          </w:tcPr>
+          <w:p>
+            <w:pPr>
+              <w:widowControl w:val="0"/>
+              <w:spacing w:line="240" w:lineRule="auto"/>
+              <w:rPr>
+                <w:b/>
+                <w:bCs/>
+              </w:rPr>
+            </w:pPr>
             <w:r>
               <w:rPr>
                 <w:b/>
@@ -361,8 +365,7 @@
         </w:tc>
         <w:tc>
           <w:tcPr>
-            <w:tcW w:w="1320" w:type="dxa"/>
-            <w:shd w:val="clear" w:color="auto" w:fill="auto"/>
+            <w:tcW w:w="1575" w:type="dxa"/>
             <w:tcMar>
               <w:top w:w="100" w:type="dxa"/>
               <w:left w:w="100" w:type="dxa"/>
@@ -389,8 +392,7 @@
         </w:tc>
         <w:tc>
           <w:tcPr>
-            <w:tcW w:w="1305" w:type="dxa"/>
-            <w:shd w:val="clear" w:color="auto" w:fill="auto"/>
+            <w:tcW w:w="1557" w:type="dxa"/>
             <w:tcMar>
               <w:top w:w="100" w:type="dxa"/>
               <w:left w:w="100" w:type="dxa"/>
@@ -417,8 +419,7 @@
         </w:tc>
         <w:tc>
           <w:tcPr>
-            <w:tcW w:w="915" w:type="dxa"/>
-            <w:shd w:val="clear" w:color="auto" w:fill="auto"/>
+            <w:tcW w:w="1222" w:type="dxa"/>
             <w:tcMar>
               <w:top w:w="100" w:type="dxa"/>
               <w:left w:w="100" w:type="dxa"/>
@@ -445,26 +446,23 @@
         </w:tc>
         <w:tc>
           <w:tcPr>
-            <w:tcW w:w="1080" w:type="dxa"/>
-            <w:shd w:val="clear" w:color="auto" w:fill="auto"/>
-            <w:tcMar>
-              <w:top w:w="100" w:type="dxa"/>
-              <w:left w:w="100" w:type="dxa"/>
-              <w:bottom w:w="100" w:type="dxa"/>
-              <w:right w:w="100" w:type="dxa"/>
-            </w:tcMar>
-          </w:tcPr>
-          <w:p>
-            <w:pPr>
-              <w:widowControl w:val="0"/>
-              <w:spacing w:line="240" w:lineRule="auto"/>
-              <w:rPr>
-                <w:b/>
-                <w:bCs/>
-              </w:rPr>
-            </w:pPr>
-            <w:proofErr w:type="spellStart"/>
-            <w:proofErr w:type="spellEnd"/>
+            <w:tcW w:w="1159" w:type="dxa"/>
+            <w:tcMar>
+              <w:top w:w="100" w:type="dxa"/>
+              <w:left w:w="100" w:type="dxa"/>
+              <w:bottom w:w="100" w:type="dxa"/>
+              <w:right w:w="100" w:type="dxa"/>
+            </w:tcMar>
+          </w:tcPr>
+          <w:p>
+            <w:pPr>
+              <w:widowControl w:val="0"/>
+              <w:spacing w:line="240" w:lineRule="auto"/>
+              <w:rPr>
+                <w:b/>
+                <w:bCs/>
+              </w:rPr>
+            </w:pPr>
             <w:r>
               <w:rPr>
                 <w:b/>
@@ -477,8 +475,7 @@
       <w:tr>
         <w:tc>
           <w:tcPr>
-            <w:tcW w:w="1605" w:type="dxa"/>
-            <w:shd w:val="clear" w:color="auto" w:fill="auto"/>
+            <w:tcW w:w="1915" w:type="dxa"/>
             <w:tcMar>
               <w:top w:w="100" w:type="dxa"/>
               <w:left w:w="100" w:type="dxa"/>
@@ -492,129 +489,106 @@
               <w:jc w:val="both"/>
             </w:pPr>
             <w:r>
-              <w:rPr>
-                <w:b w:val="0"/>
-              </w:rPr>
               <w:t>Quick, Draw! held-out test split</w:t>
             </w:r>
           </w:p>
         </w:tc>
         <w:tc>
           <w:tcPr>
-            <w:tcW w:w="915" w:type="dxa"/>
-            <w:shd w:val="clear" w:color="auto" w:fill="auto"/>
-            <w:tcMar>
-              <w:top w:w="100" w:type="dxa"/>
-              <w:left w:w="100" w:type="dxa"/>
-              <w:bottom w:w="100" w:type="dxa"/>
-              <w:right w:w="100" w:type="dxa"/>
-            </w:tcMar>
-          </w:tcPr>
-          <w:p>
-            <w:pPr>
-              <w:widowControl w:val="0"/>
-              <w:spacing w:line="240" w:lineRule="auto"/>
-            </w:pPr>
-            <w:r>
-              <w:rPr>
-                <w:b w:val="0"/>
-              </w:rPr>
+            <w:tcW w:w="1092" w:type="dxa"/>
+            <w:tcMar>
+              <w:top w:w="100" w:type="dxa"/>
+              <w:left w:w="100" w:type="dxa"/>
+              <w:bottom w:w="100" w:type="dxa"/>
+              <w:right w:w="100" w:type="dxa"/>
+            </w:tcMar>
+          </w:tcPr>
+          <w:p>
+            <w:pPr>
+              <w:widowControl w:val="0"/>
+              <w:spacing w:line="240" w:lineRule="auto"/>
+            </w:pPr>
+            <w:r>
               <w:t>50</w:t>
             </w:r>
           </w:p>
         </w:tc>
         <w:tc>
           <w:tcPr>
-            <w:tcW w:w="1320" w:type="dxa"/>
-            <w:shd w:val="clear" w:color="auto" w:fill="auto"/>
-            <w:tcMar>
-              <w:top w:w="100" w:type="dxa"/>
-              <w:left w:w="100" w:type="dxa"/>
-              <w:bottom w:w="100" w:type="dxa"/>
-              <w:right w:w="100" w:type="dxa"/>
-            </w:tcMar>
-          </w:tcPr>
-          <w:p>
-            <w:pPr>
-              <w:widowControl w:val="0"/>
-              <w:spacing w:line="240" w:lineRule="auto"/>
-            </w:pPr>
-            <w:r>
-              <w:rPr>
-                <w:b w:val="0"/>
-              </w:rPr>
+            <w:tcW w:w="1575" w:type="dxa"/>
+            <w:tcMar>
+              <w:top w:w="100" w:type="dxa"/>
+              <w:left w:w="100" w:type="dxa"/>
+              <w:bottom w:w="100" w:type="dxa"/>
+              <w:right w:w="100" w:type="dxa"/>
+            </w:tcMar>
+          </w:tcPr>
+          <w:p>
+            <w:pPr>
+              <w:widowControl w:val="0"/>
+              <w:spacing w:line="240" w:lineRule="auto"/>
+            </w:pPr>
+            <w:r>
               <w:t>200,000</w:t>
             </w:r>
           </w:p>
         </w:tc>
         <w:tc>
           <w:tcPr>
-            <w:tcW w:w="1305" w:type="dxa"/>
-            <w:shd w:val="clear" w:color="auto" w:fill="auto"/>
-            <w:tcMar>
-              <w:top w:w="100" w:type="dxa"/>
-              <w:left w:w="100" w:type="dxa"/>
-              <w:bottom w:w="100" w:type="dxa"/>
-              <w:right w:w="100" w:type="dxa"/>
-            </w:tcMar>
-          </w:tcPr>
-          <w:p>
-            <w:pPr>
-              <w:widowControl w:val="0"/>
-              <w:spacing w:line="240" w:lineRule="auto"/>
-            </w:pPr>
-            <w:r>
-              <w:rPr>
-                <w:b w:val="0"/>
-              </w:rPr>
+            <w:tcW w:w="1557" w:type="dxa"/>
+            <w:tcMar>
+              <w:top w:w="100" w:type="dxa"/>
+              <w:left w:w="100" w:type="dxa"/>
+              <w:bottom w:w="100" w:type="dxa"/>
+              <w:right w:w="100" w:type="dxa"/>
+            </w:tcMar>
+          </w:tcPr>
+          <w:p>
+            <w:pPr>
+              <w:widowControl w:val="0"/>
+              <w:spacing w:line="240" w:lineRule="auto"/>
+            </w:pPr>
+            <w:r>
               <w:t>0.866</w:t>
             </w:r>
           </w:p>
         </w:tc>
         <w:tc>
           <w:tcPr>
-            <w:tcW w:w="915" w:type="dxa"/>
-            <w:shd w:val="clear" w:color="auto" w:fill="auto"/>
-            <w:tcMar>
-              <w:top w:w="100" w:type="dxa"/>
-              <w:left w:w="100" w:type="dxa"/>
-              <w:bottom w:w="100" w:type="dxa"/>
-              <w:right w:w="100" w:type="dxa"/>
-            </w:tcMar>
-          </w:tcPr>
-          <w:p>
-            <w:pPr>
-              <w:widowControl w:val="0"/>
-              <w:spacing w:line="240" w:lineRule="auto"/>
-            </w:pPr>
-            <w:r>
-              <w:rPr>
-                <w:b w:val="0"/>
-              </w:rPr>
+            <w:tcW w:w="1222" w:type="dxa"/>
+            <w:tcMar>
+              <w:top w:w="100" w:type="dxa"/>
+              <w:left w:w="100" w:type="dxa"/>
+              <w:bottom w:w="100" w:type="dxa"/>
+              <w:right w:w="100" w:type="dxa"/>
+            </w:tcMar>
+          </w:tcPr>
+          <w:p>
+            <w:pPr>
+              <w:widowControl w:val="0"/>
+              <w:spacing w:line="240" w:lineRule="auto"/>
+            </w:pPr>
+            <w:r>
               <w:t>0.866</w:t>
             </w:r>
           </w:p>
         </w:tc>
         <w:tc>
           <w:tcPr>
-            <w:tcW w:w="1080" w:type="dxa"/>
-            <w:shd w:val="clear" w:color="auto" w:fill="auto"/>
-            <w:tcMar>
-              <w:top w:w="100" w:type="dxa"/>
-              <w:left w:w="100" w:type="dxa"/>
-              <w:bottom w:w="100" w:type="dxa"/>
-              <w:right w:w="100" w:type="dxa"/>
-            </w:tcMar>
-          </w:tcPr>
-          <w:p>
-            <w:pPr>
-              <w:widowControl w:val="0"/>
-              <w:spacing w:line="240" w:lineRule="auto"/>
-            </w:pPr>
-            <w:r>
-              <w:rPr>
-                <w:b w:val="0"/>
-              </w:rPr>
+            <w:tcW w:w="1159" w:type="dxa"/>
+            <w:tcMar>
+              <w:top w:w="100" w:type="dxa"/>
+              <w:left w:w="100" w:type="dxa"/>
+              <w:bottom w:w="100" w:type="dxa"/>
+              <w:right w:w="100" w:type="dxa"/>
+            </w:tcMar>
+          </w:tcPr>
+          <w:p>
+            <w:pPr>
+              <w:widowControl w:val="0"/>
+              <w:spacing w:line="240" w:lineRule="auto"/>
+            </w:pPr>
+            <w:r>
               <w:t>0.866</w:t>
             </w:r>
           </w:p>
@@ -623,8 +597,7 @@
       <w:tr>
         <w:tc>
           <w:tcPr>
-            <w:tcW w:w="1605" w:type="dxa"/>
-            <w:shd w:val="clear" w:color="auto" w:fill="auto"/>
+            <w:tcW w:w="1915" w:type="dxa"/>
             <w:tcMar>
               <w:top w:w="100" w:type="dxa"/>
               <w:left w:w="100" w:type="dxa"/>
@@ -638,129 +611,106 @@
               <w:jc w:val="both"/>
             </w:pPr>
             <w:r>
-              <w:rPr>
-                <w:b w:val="0"/>
-              </w:rPr>
               <w:t>TU-Berlin, game preprocessing</w:t>
             </w:r>
           </w:p>
         </w:tc>
         <w:tc>
           <w:tcPr>
-            <w:tcW w:w="915" w:type="dxa"/>
-            <w:shd w:val="clear" w:color="auto" w:fill="auto"/>
-            <w:tcMar>
-              <w:top w:w="100" w:type="dxa"/>
-              <w:left w:w="100" w:type="dxa"/>
-              <w:bottom w:w="100" w:type="dxa"/>
-              <w:right w:w="100" w:type="dxa"/>
-            </w:tcMar>
-          </w:tcPr>
-          <w:p>
-            <w:pPr>
-              <w:widowControl w:val="0"/>
-              <w:spacing w:line="240" w:lineRule="auto"/>
-            </w:pPr>
-            <w:r>
-              <w:rPr>
-                <w:b w:val="0"/>
-              </w:rPr>
+            <w:tcW w:w="1092" w:type="dxa"/>
+            <w:tcMar>
+              <w:top w:w="100" w:type="dxa"/>
+              <w:left w:w="100" w:type="dxa"/>
+              <w:bottom w:w="100" w:type="dxa"/>
+              <w:right w:w="100" w:type="dxa"/>
+            </w:tcMar>
+          </w:tcPr>
+          <w:p>
+            <w:pPr>
+              <w:widowControl w:val="0"/>
+              <w:spacing w:line="240" w:lineRule="auto"/>
+            </w:pPr>
+            <w:r>
               <w:t>40</w:t>
             </w:r>
           </w:p>
         </w:tc>
         <w:tc>
           <w:tcPr>
-            <w:tcW w:w="1320" w:type="dxa"/>
-            <w:shd w:val="clear" w:color="auto" w:fill="auto"/>
-            <w:tcMar>
-              <w:top w:w="100" w:type="dxa"/>
-              <w:left w:w="100" w:type="dxa"/>
-              <w:bottom w:w="100" w:type="dxa"/>
-              <w:right w:w="100" w:type="dxa"/>
-            </w:tcMar>
-          </w:tcPr>
-          <w:p>
-            <w:pPr>
-              <w:widowControl w:val="0"/>
-              <w:spacing w:line="240" w:lineRule="auto"/>
-            </w:pPr>
-            <w:r>
-              <w:rPr>
-                <w:b w:val="0"/>
-              </w:rPr>
+            <w:tcW w:w="1575" w:type="dxa"/>
+            <w:tcMar>
+              <w:top w:w="100" w:type="dxa"/>
+              <w:left w:w="100" w:type="dxa"/>
+              <w:bottom w:w="100" w:type="dxa"/>
+              <w:right w:w="100" w:type="dxa"/>
+            </w:tcMar>
+          </w:tcPr>
+          <w:p>
+            <w:pPr>
+              <w:widowControl w:val="0"/>
+              <w:spacing w:line="240" w:lineRule="auto"/>
+            </w:pPr>
+            <w:r>
               <w:t>3,280</w:t>
             </w:r>
           </w:p>
         </w:tc>
         <w:tc>
           <w:tcPr>
-            <w:tcW w:w="1305" w:type="dxa"/>
-            <w:shd w:val="clear" w:color="auto" w:fill="auto"/>
-            <w:tcMar>
-              <w:top w:w="100" w:type="dxa"/>
-              <w:left w:w="100" w:type="dxa"/>
-              <w:bottom w:w="100" w:type="dxa"/>
-              <w:right w:w="100" w:type="dxa"/>
-            </w:tcMar>
-          </w:tcPr>
-          <w:p>
-            <w:pPr>
-              <w:widowControl w:val="0"/>
-              <w:spacing w:line="240" w:lineRule="auto"/>
-            </w:pPr>
-            <w:r>
-              <w:rPr>
-                <w:b w:val="0"/>
-              </w:rPr>
+            <w:tcW w:w="1557" w:type="dxa"/>
+            <w:tcMar>
+              <w:top w:w="100" w:type="dxa"/>
+              <w:left w:w="100" w:type="dxa"/>
+              <w:bottom w:w="100" w:type="dxa"/>
+              <w:right w:w="100" w:type="dxa"/>
+            </w:tcMar>
+          </w:tcPr>
+          <w:p>
+            <w:pPr>
+              <w:widowControl w:val="0"/>
+              <w:spacing w:line="240" w:lineRule="auto"/>
+            </w:pPr>
+            <w:r>
               <w:t>0.212</w:t>
             </w:r>
           </w:p>
         </w:tc>
         <w:tc>
           <w:tcPr>
-            <w:tcW w:w="915" w:type="dxa"/>
-            <w:shd w:val="clear" w:color="auto" w:fill="auto"/>
-            <w:tcMar>
-              <w:top w:w="100" w:type="dxa"/>
-              <w:left w:w="100" w:type="dxa"/>
-              <w:bottom w:w="100" w:type="dxa"/>
-              <w:right w:w="100" w:type="dxa"/>
-            </w:tcMar>
-          </w:tcPr>
-          <w:p>
-            <w:pPr>
-              <w:widowControl w:val="0"/>
-              <w:spacing w:line="240" w:lineRule="auto"/>
-            </w:pPr>
-            <w:r>
-              <w:rPr>
-                <w:b w:val="0"/>
-              </w:rPr>
+            <w:tcW w:w="1222" w:type="dxa"/>
+            <w:tcMar>
+              <w:top w:w="100" w:type="dxa"/>
+              <w:left w:w="100" w:type="dxa"/>
+              <w:bottom w:w="100" w:type="dxa"/>
+              <w:right w:w="100" w:type="dxa"/>
+            </w:tcMar>
+          </w:tcPr>
+          <w:p>
+            <w:pPr>
+              <w:widowControl w:val="0"/>
+              <w:spacing w:line="240" w:lineRule="auto"/>
+            </w:pPr>
+            <w:r>
               <w:t>0.519*</w:t>
             </w:r>
           </w:p>
         </w:tc>
         <w:tc>
           <w:tcPr>
-            <w:tcW w:w="1080" w:type="dxa"/>
-            <w:shd w:val="clear" w:color="auto" w:fill="auto"/>
-            <w:tcMar>
-              <w:top w:w="100" w:type="dxa"/>
-              <w:left w:w="100" w:type="dxa"/>
-              <w:bottom w:w="100" w:type="dxa"/>
-              <w:right w:w="100" w:type="dxa"/>
-            </w:tcMar>
-          </w:tcPr>
-          <w:p>
-            <w:pPr>
-              <w:widowControl w:val="0"/>
-              <w:spacing w:line="240" w:lineRule="auto"/>
-            </w:pPr>
-            <w:r>
-              <w:rPr>
-                <w:b w:val="0"/>
-              </w:rPr>
+            <w:tcW w:w="1159" w:type="dxa"/>
+            <w:tcMar>
+              <w:top w:w="100" w:type="dxa"/>
+              <w:left w:w="100" w:type="dxa"/>
+              <w:bottom w:w="100" w:type="dxa"/>
+              <w:right w:w="100" w:type="dxa"/>
+            </w:tcMar>
+          </w:tcPr>
+          <w:p>
+            <w:pPr>
+              <w:widowControl w:val="0"/>
+              <w:spacing w:line="240" w:lineRule="auto"/>
+            </w:pPr>
+            <w:r>
               <w:t>0.213</w:t>
             </w:r>
           </w:p>
@@ -769,14 +719,10 @@
     </w:tbl>
     <w:p>
       <w:pPr>
-        <w:spacing w:before="240" w:after="240"/>
+        <w:widowControl w:val="0"/>
+        <w:spacing w:after="240" w:line="240" w:lineRule="auto"/>
         <w:jc w:val="both"/>
       </w:pPr>
-      <w:r>
-        <w:rPr>
-          <w:b w:val="0"/>
-        </w:rPr>
-      </w:r>
     </w:p>
     <w:p>
       <w:pPr>
@@ -792,7 +738,21 @@
         <w:rPr>
           <w:b/>
         </w:rPr>
-        <w:t>Recognition with stroke-preserving downsampling (proposed)</w:t>
+        <w:t xml:space="preserve">Recognition with stroke-preserving </w:t>
+      </w:r>
+      <w:proofErr w:type="spellStart"/>
+      <w:r>
+        <w:rPr>
+          <w:b/>
+        </w:rPr>
+        <w:t>downsampling</w:t>
+      </w:r>
+      <w:proofErr w:type="spellEnd"/>
+      <w:r>
+        <w:rPr>
+          <w:b/>
+        </w:rPr>
+        <w:t xml:space="preserve"> (proposed)</w:t>
       </w:r>
     </w:p>
     <w:tbl>
@@ -812,18 +772,17 @@
         <w:tblLook w:val="0600" w:firstRow="0" w:lastRow="0" w:firstColumn="0" w:lastColumn="0" w:noHBand="1" w:noVBand="1"/>
       </w:tblPr>
       <w:tblGrid>
-        <w:gridCol w:w="1605"/>
-        <w:gridCol w:w="915"/>
-        <w:gridCol w:w="1320"/>
-        <w:gridCol w:w="1305"/>
-        <w:gridCol w:w="915"/>
-        <w:gridCol w:w="1080"/>
+        <w:gridCol w:w="1915"/>
+        <w:gridCol w:w="1092"/>
+        <w:gridCol w:w="1575"/>
+        <w:gridCol w:w="1557"/>
+        <w:gridCol w:w="1222"/>
+        <w:gridCol w:w="1159"/>
       </w:tblGrid>
       <w:tr>
         <w:tc>
           <w:tcPr>
-            <w:tcW w:w="1605" w:type="dxa"/>
-            <w:shd w:val="clear" w:color="auto" w:fill="auto"/>
+            <w:tcW w:w="1915" w:type="dxa"/>
             <w:tcMar>
               <w:top w:w="100" w:type="dxa"/>
               <w:left w:w="100" w:type="dxa"/>
@@ -850,26 +809,23 @@
         </w:tc>
         <w:tc>
           <w:tcPr>
-            <w:tcW w:w="915" w:type="dxa"/>
-            <w:shd w:val="clear" w:color="auto" w:fill="auto"/>
-            <w:tcMar>
-              <w:top w:w="100" w:type="dxa"/>
-              <w:left w:w="100" w:type="dxa"/>
-              <w:bottom w:w="100" w:type="dxa"/>
-              <w:right w:w="100" w:type="dxa"/>
-            </w:tcMar>
-          </w:tcPr>
-          <w:p>
-            <w:pPr>
-              <w:widowControl w:val="0"/>
-              <w:spacing w:line="240" w:lineRule="auto"/>
-              <w:rPr>
-                <w:b/>
-                <w:bCs/>
-              </w:rPr>
-            </w:pPr>
-            <w:proofErr w:type="spellStart"/>
-            <w:proofErr w:type="spellEnd"/>
+            <w:tcW w:w="1092" w:type="dxa"/>
+            <w:tcMar>
+              <w:top w:w="100" w:type="dxa"/>
+              <w:left w:w="100" w:type="dxa"/>
+              <w:bottom w:w="100" w:type="dxa"/>
+              <w:right w:w="100" w:type="dxa"/>
+            </w:tcMar>
+          </w:tcPr>
+          <w:p>
+            <w:pPr>
+              <w:widowControl w:val="0"/>
+              <w:spacing w:line="240" w:lineRule="auto"/>
+              <w:rPr>
+                <w:b/>
+                <w:bCs/>
+              </w:rPr>
+            </w:pPr>
             <w:r>
               <w:rPr>
                 <w:b/>
@@ -880,8 +836,7 @@
         </w:tc>
         <w:tc>
           <w:tcPr>
-            <w:tcW w:w="1320" w:type="dxa"/>
-            <w:shd w:val="clear" w:color="auto" w:fill="auto"/>
+            <w:tcW w:w="1575" w:type="dxa"/>
             <w:tcMar>
               <w:top w:w="100" w:type="dxa"/>
               <w:left w:w="100" w:type="dxa"/>
@@ -908,8 +863,7 @@
         </w:tc>
         <w:tc>
           <w:tcPr>
-            <w:tcW w:w="1305" w:type="dxa"/>
-            <w:shd w:val="clear" w:color="auto" w:fill="auto"/>
+            <w:tcW w:w="1557" w:type="dxa"/>
             <w:tcMar>
               <w:top w:w="100" w:type="dxa"/>
               <w:left w:w="100" w:type="dxa"/>
@@ -936,8 +890,7 @@
         </w:tc>
         <w:tc>
           <w:tcPr>
-            <w:tcW w:w="915" w:type="dxa"/>
-            <w:shd w:val="clear" w:color="auto" w:fill="auto"/>
+            <w:tcW w:w="1222" w:type="dxa"/>
             <w:tcMar>
               <w:top w:w="100" w:type="dxa"/>
               <w:left w:w="100" w:type="dxa"/>
@@ -964,26 +917,23 @@
         </w:tc>
         <w:tc>
           <w:tcPr>
-            <w:tcW w:w="1080" w:type="dxa"/>
-            <w:shd w:val="clear" w:color="auto" w:fill="auto"/>
-            <w:tcMar>
-              <w:top w:w="100" w:type="dxa"/>
-              <w:left w:w="100" w:type="dxa"/>
-              <w:bottom w:w="100" w:type="dxa"/>
-              <w:right w:w="100" w:type="dxa"/>
-            </w:tcMar>
-          </w:tcPr>
-          <w:p>
-            <w:pPr>
-              <w:widowControl w:val="0"/>
-              <w:spacing w:line="240" w:lineRule="auto"/>
-              <w:rPr>
-                <w:b/>
-                <w:bCs/>
-              </w:rPr>
-            </w:pPr>
-            <w:proofErr w:type="spellStart"/>
-            <w:proofErr w:type="spellEnd"/>
+            <w:tcW w:w="1159" w:type="dxa"/>
+            <w:tcMar>
+              <w:top w:w="100" w:type="dxa"/>
+              <w:left w:w="100" w:type="dxa"/>
+              <w:bottom w:w="100" w:type="dxa"/>
+              <w:right w:w="100" w:type="dxa"/>
+            </w:tcMar>
+          </w:tcPr>
+          <w:p>
+            <w:pPr>
+              <w:widowControl w:val="0"/>
+              <w:spacing w:line="240" w:lineRule="auto"/>
+              <w:rPr>
+                <w:b/>
+                <w:bCs/>
+              </w:rPr>
+            </w:pPr>
             <w:r>
               <w:rPr>
                 <w:b/>
@@ -996,8 +946,7 @@
       <w:tr>
         <w:tc>
           <w:tcPr>
-            <w:tcW w:w="1605" w:type="dxa"/>
-            <w:shd w:val="clear" w:color="auto" w:fill="auto"/>
+            <w:tcW w:w="1915" w:type="dxa"/>
             <w:tcMar>
               <w:top w:w="100" w:type="dxa"/>
               <w:left w:w="100" w:type="dxa"/>
@@ -1011,129 +960,106 @@
               <w:jc w:val="both"/>
             </w:pPr>
             <w:r>
-              <w:rPr>
-                <w:b w:val="0"/>
-              </w:rPr>
               <w:t>Quick, Draw! held-out test split</w:t>
             </w:r>
           </w:p>
         </w:tc>
         <w:tc>
           <w:tcPr>
-            <w:tcW w:w="915" w:type="dxa"/>
-            <w:shd w:val="clear" w:color="auto" w:fill="auto"/>
-            <w:tcMar>
-              <w:top w:w="100" w:type="dxa"/>
-              <w:left w:w="100" w:type="dxa"/>
-              <w:bottom w:w="100" w:type="dxa"/>
-              <w:right w:w="100" w:type="dxa"/>
-            </w:tcMar>
-          </w:tcPr>
-          <w:p>
-            <w:pPr>
-              <w:widowControl w:val="0"/>
-              <w:spacing w:line="240" w:lineRule="auto"/>
-            </w:pPr>
-            <w:r>
-              <w:rPr>
-                <w:b w:val="0"/>
-              </w:rPr>
+            <w:tcW w:w="1092" w:type="dxa"/>
+            <w:tcMar>
+              <w:top w:w="100" w:type="dxa"/>
+              <w:left w:w="100" w:type="dxa"/>
+              <w:bottom w:w="100" w:type="dxa"/>
+              <w:right w:w="100" w:type="dxa"/>
+            </w:tcMar>
+          </w:tcPr>
+          <w:p>
+            <w:pPr>
+              <w:widowControl w:val="0"/>
+              <w:spacing w:line="240" w:lineRule="auto"/>
+            </w:pPr>
+            <w:r>
               <w:t>50</w:t>
             </w:r>
           </w:p>
         </w:tc>
         <w:tc>
           <w:tcPr>
-            <w:tcW w:w="1320" w:type="dxa"/>
-            <w:shd w:val="clear" w:color="auto" w:fill="auto"/>
-            <w:tcMar>
-              <w:top w:w="100" w:type="dxa"/>
-              <w:left w:w="100" w:type="dxa"/>
-              <w:bottom w:w="100" w:type="dxa"/>
-              <w:right w:w="100" w:type="dxa"/>
-            </w:tcMar>
-          </w:tcPr>
-          <w:p>
-            <w:pPr>
-              <w:widowControl w:val="0"/>
-              <w:spacing w:line="240" w:lineRule="auto"/>
-            </w:pPr>
-            <w:r>
-              <w:rPr>
-                <w:b w:val="0"/>
-              </w:rPr>
+            <w:tcW w:w="1575" w:type="dxa"/>
+            <w:tcMar>
+              <w:top w:w="100" w:type="dxa"/>
+              <w:left w:w="100" w:type="dxa"/>
+              <w:bottom w:w="100" w:type="dxa"/>
+              <w:right w:w="100" w:type="dxa"/>
+            </w:tcMar>
+          </w:tcPr>
+          <w:p>
+            <w:pPr>
+              <w:widowControl w:val="0"/>
+              <w:spacing w:line="240" w:lineRule="auto"/>
+            </w:pPr>
+            <w:r>
               <w:t>200,000</w:t>
             </w:r>
           </w:p>
         </w:tc>
         <w:tc>
           <w:tcPr>
-            <w:tcW w:w="1305" w:type="dxa"/>
-            <w:shd w:val="clear" w:color="auto" w:fill="auto"/>
-            <w:tcMar>
-              <w:top w:w="100" w:type="dxa"/>
-              <w:left w:w="100" w:type="dxa"/>
-              <w:bottom w:w="100" w:type="dxa"/>
-              <w:right w:w="100" w:type="dxa"/>
-            </w:tcMar>
-          </w:tcPr>
-          <w:p>
-            <w:pPr>
-              <w:widowControl w:val="0"/>
-              <w:spacing w:line="240" w:lineRule="auto"/>
-            </w:pPr>
-            <w:r>
-              <w:rPr>
-                <w:b w:val="0"/>
-              </w:rPr>
+            <w:tcW w:w="1557" w:type="dxa"/>
+            <w:tcMar>
+              <w:top w:w="100" w:type="dxa"/>
+              <w:left w:w="100" w:type="dxa"/>
+              <w:bottom w:w="100" w:type="dxa"/>
+              <w:right w:w="100" w:type="dxa"/>
+            </w:tcMar>
+          </w:tcPr>
+          <w:p>
+            <w:pPr>
+              <w:widowControl w:val="0"/>
+              <w:spacing w:line="240" w:lineRule="auto"/>
+            </w:pPr>
+            <w:r>
               <w:t>0.866</w:t>
             </w:r>
           </w:p>
         </w:tc>
         <w:tc>
           <w:tcPr>
-            <w:tcW w:w="915" w:type="dxa"/>
-            <w:shd w:val="clear" w:color="auto" w:fill="auto"/>
-            <w:tcMar>
-              <w:top w:w="100" w:type="dxa"/>
-              <w:left w:w="100" w:type="dxa"/>
-              <w:bottom w:w="100" w:type="dxa"/>
-              <w:right w:w="100" w:type="dxa"/>
-            </w:tcMar>
-          </w:tcPr>
-          <w:p>
-            <w:pPr>
-              <w:widowControl w:val="0"/>
-              <w:spacing w:line="240" w:lineRule="auto"/>
-            </w:pPr>
-            <w:r>
-              <w:rPr>
-                <w:b w:val="0"/>
-              </w:rPr>
+            <w:tcW w:w="1222" w:type="dxa"/>
+            <w:tcMar>
+              <w:top w:w="100" w:type="dxa"/>
+              <w:left w:w="100" w:type="dxa"/>
+              <w:bottom w:w="100" w:type="dxa"/>
+              <w:right w:w="100" w:type="dxa"/>
+            </w:tcMar>
+          </w:tcPr>
+          <w:p>
+            <w:pPr>
+              <w:widowControl w:val="0"/>
+              <w:spacing w:line="240" w:lineRule="auto"/>
+            </w:pPr>
+            <w:r>
               <w:t>0.866</w:t>
             </w:r>
           </w:p>
         </w:tc>
         <w:tc>
           <w:tcPr>
-            <w:tcW w:w="1080" w:type="dxa"/>
-            <w:shd w:val="clear" w:color="auto" w:fill="auto"/>
-            <w:tcMar>
-              <w:top w:w="100" w:type="dxa"/>
-              <w:left w:w="100" w:type="dxa"/>
-              <w:bottom w:w="100" w:type="dxa"/>
-              <w:right w:w="100" w:type="dxa"/>
-            </w:tcMar>
-          </w:tcPr>
-          <w:p>
-            <w:pPr>
-              <w:widowControl w:val="0"/>
-              <w:spacing w:line="240" w:lineRule="auto"/>
-            </w:pPr>
-            <w:r>
-              <w:rPr>
-                <w:b w:val="0"/>
-              </w:rPr>
+            <w:tcW w:w="1159" w:type="dxa"/>
+            <w:tcMar>
+              <w:top w:w="100" w:type="dxa"/>
+              <w:left w:w="100" w:type="dxa"/>
+              <w:bottom w:w="100" w:type="dxa"/>
+              <w:right w:w="100" w:type="dxa"/>
+            </w:tcMar>
+          </w:tcPr>
+          <w:p>
+            <w:pPr>
+              <w:widowControl w:val="0"/>
+              <w:spacing w:line="240" w:lineRule="auto"/>
+            </w:pPr>
+            <w:r>
               <w:t>0.866</w:t>
             </w:r>
           </w:p>
@@ -1142,8 +1068,7 @@
       <w:tr>
         <w:tc>
           <w:tcPr>
-            <w:tcW w:w="1605" w:type="dxa"/>
-            <w:shd w:val="clear" w:color="auto" w:fill="auto"/>
+            <w:tcW w:w="1915" w:type="dxa"/>
             <w:tcMar>
               <w:top w:w="100" w:type="dxa"/>
               <w:left w:w="100" w:type="dxa"/>
@@ -1157,129 +1082,106 @@
               <w:jc w:val="both"/>
             </w:pPr>
             <w:r>
-              <w:rPr>
-                <w:b w:val="0"/>
-              </w:rPr>
               <w:t>TU-Berlin, stroke-preserving</w:t>
             </w:r>
           </w:p>
         </w:tc>
         <w:tc>
           <w:tcPr>
-            <w:tcW w:w="915" w:type="dxa"/>
-            <w:shd w:val="clear" w:color="auto" w:fill="auto"/>
-            <w:tcMar>
-              <w:top w:w="100" w:type="dxa"/>
-              <w:left w:w="100" w:type="dxa"/>
-              <w:bottom w:w="100" w:type="dxa"/>
-              <w:right w:w="100" w:type="dxa"/>
-            </w:tcMar>
-          </w:tcPr>
-          <w:p>
-            <w:pPr>
-              <w:widowControl w:val="0"/>
-              <w:spacing w:line="240" w:lineRule="auto"/>
-            </w:pPr>
-            <w:r>
-              <w:rPr>
-                <w:b w:val="0"/>
-              </w:rPr>
+            <w:tcW w:w="1092" w:type="dxa"/>
+            <w:tcMar>
+              <w:top w:w="100" w:type="dxa"/>
+              <w:left w:w="100" w:type="dxa"/>
+              <w:bottom w:w="100" w:type="dxa"/>
+              <w:right w:w="100" w:type="dxa"/>
+            </w:tcMar>
+          </w:tcPr>
+          <w:p>
+            <w:pPr>
+              <w:widowControl w:val="0"/>
+              <w:spacing w:line="240" w:lineRule="auto"/>
+            </w:pPr>
+            <w:r>
               <w:t>40</w:t>
             </w:r>
           </w:p>
         </w:tc>
         <w:tc>
           <w:tcPr>
-            <w:tcW w:w="1320" w:type="dxa"/>
-            <w:shd w:val="clear" w:color="auto" w:fill="auto"/>
-            <w:tcMar>
-              <w:top w:w="100" w:type="dxa"/>
-              <w:left w:w="100" w:type="dxa"/>
-              <w:bottom w:w="100" w:type="dxa"/>
-              <w:right w:w="100" w:type="dxa"/>
-            </w:tcMar>
-          </w:tcPr>
-          <w:p>
-            <w:pPr>
-              <w:widowControl w:val="0"/>
-              <w:spacing w:line="240" w:lineRule="auto"/>
-            </w:pPr>
-            <w:r>
-              <w:rPr>
-                <w:b w:val="0"/>
-              </w:rPr>
+            <w:tcW w:w="1575" w:type="dxa"/>
+            <w:tcMar>
+              <w:top w:w="100" w:type="dxa"/>
+              <w:left w:w="100" w:type="dxa"/>
+              <w:bottom w:w="100" w:type="dxa"/>
+              <w:right w:w="100" w:type="dxa"/>
+            </w:tcMar>
+          </w:tcPr>
+          <w:p>
+            <w:pPr>
+              <w:widowControl w:val="0"/>
+              <w:spacing w:line="240" w:lineRule="auto"/>
+            </w:pPr>
+            <w:r>
               <w:t>3,280</w:t>
             </w:r>
           </w:p>
         </w:tc>
         <w:tc>
           <w:tcPr>
-            <w:tcW w:w="1305" w:type="dxa"/>
-            <w:shd w:val="clear" w:color="auto" w:fill="auto"/>
-            <w:tcMar>
-              <w:top w:w="100" w:type="dxa"/>
-              <w:left w:w="100" w:type="dxa"/>
-              <w:bottom w:w="100" w:type="dxa"/>
-              <w:right w:w="100" w:type="dxa"/>
-            </w:tcMar>
-          </w:tcPr>
-          <w:p>
-            <w:pPr>
-              <w:widowControl w:val="0"/>
-              <w:spacing w:line="240" w:lineRule="auto"/>
-            </w:pPr>
-            <w:r>
-              <w:rPr>
-                <w:b w:val="0"/>
-              </w:rPr>
+            <w:tcW w:w="1557" w:type="dxa"/>
+            <w:tcMar>
+              <w:top w:w="100" w:type="dxa"/>
+              <w:left w:w="100" w:type="dxa"/>
+              <w:bottom w:w="100" w:type="dxa"/>
+              <w:right w:w="100" w:type="dxa"/>
+            </w:tcMar>
+          </w:tcPr>
+          <w:p>
+            <w:pPr>
+              <w:widowControl w:val="0"/>
+              <w:spacing w:line="240" w:lineRule="auto"/>
+            </w:pPr>
+            <w:r>
               <w:t>0.677</w:t>
             </w:r>
           </w:p>
         </w:tc>
         <w:tc>
           <w:tcPr>
-            <w:tcW w:w="915" w:type="dxa"/>
-            <w:shd w:val="clear" w:color="auto" w:fill="auto"/>
-            <w:tcMar>
-              <w:top w:w="100" w:type="dxa"/>
-              <w:left w:w="100" w:type="dxa"/>
-              <w:bottom w:w="100" w:type="dxa"/>
-              <w:right w:w="100" w:type="dxa"/>
-            </w:tcMar>
-          </w:tcPr>
-          <w:p>
-            <w:pPr>
-              <w:widowControl w:val="0"/>
-              <w:spacing w:line="240" w:lineRule="auto"/>
-            </w:pPr>
-            <w:r>
-              <w:rPr>
-                <w:b w:val="0"/>
-              </w:rPr>
+            <w:tcW w:w="1222" w:type="dxa"/>
+            <w:tcMar>
+              <w:top w:w="100" w:type="dxa"/>
+              <w:left w:w="100" w:type="dxa"/>
+              <w:bottom w:w="100" w:type="dxa"/>
+              <w:right w:w="100" w:type="dxa"/>
+            </w:tcMar>
+          </w:tcPr>
+          <w:p>
+            <w:pPr>
+              <w:widowControl w:val="0"/>
+              <w:spacing w:line="240" w:lineRule="auto"/>
+            </w:pPr>
+            <w:r>
               <w:t>0.722</w:t>
             </w:r>
           </w:p>
         </w:tc>
         <w:tc>
           <w:tcPr>
-            <w:tcW w:w="1080" w:type="dxa"/>
-            <w:shd w:val="clear" w:color="auto" w:fill="auto"/>
-            <w:tcMar>
-              <w:top w:w="100" w:type="dxa"/>
-              <w:left w:w="100" w:type="dxa"/>
-              <w:bottom w:w="100" w:type="dxa"/>
-              <w:right w:w="100" w:type="dxa"/>
-            </w:tcMar>
-          </w:tcPr>
-          <w:p>
-            <w:pPr>
-              <w:widowControl w:val="0"/>
-              <w:spacing w:line="240" w:lineRule="auto"/>
-            </w:pPr>
-            <w:r>
-              <w:rPr>
-                <w:b w:val="0"/>
-              </w:rPr>
+            <w:tcW w:w="1159" w:type="dxa"/>
+            <w:tcMar>
+              <w:top w:w="100" w:type="dxa"/>
+              <w:left w:w="100" w:type="dxa"/>
+              <w:bottom w:w="100" w:type="dxa"/>
+              <w:right w:w="100" w:type="dxa"/>
+            </w:tcMar>
+          </w:tcPr>
+          <w:p>
+            <w:pPr>
+              <w:widowControl w:val="0"/>
+              <w:spacing w:line="240" w:lineRule="auto"/>
+            </w:pPr>
+            <w:r>
               <w:t>0.681</w:t>
             </w:r>
           </w:p>
@@ -1292,9 +1194,6 @@
         <w:jc w:val="both"/>
       </w:pPr>
       <w:r>
-        <w:rPr>
-          <w:b w:val="0"/>
-        </w:rPr>
         <w:t>* Macro precision is taken over the classes predicted at least once: 35 of 40 under the game's preprocessing, all 40 with stroke preservation. Quick, Draw! figures are unchanged by either protocol. The ten classes TU-Berlin does not cover are circle, square, triangle, bat, campfire, stairs, rake, clock, anvil and bucket.</w:t>
       </w:r>
     </w:p>
@@ -1314,10 +1213,11 @@
         <w:t xml:space="preserve">Class vocabulary. </w:t>
       </w:r>
       <w:r>
-        <w:rPr>
-          <w:b w:val="0"/>
-        </w:rPr>
-        <w:t>Level 2's refined design calls for feeding birds and names bread as the answer, so mushroom was replaced by bread and the model was retrained as one versioned set; the vocabulary is still 50 classes. Held-out accuracy moved from 0.863 to 0.866. Bread's recall is 0.826 (mushroom's was 0.921), above the 0.70 floor every gate requires, and TU-Berlin covers bread, so its coverage stays at 40 classes. Unlike mushroom, bread is grounded in ConceptNet (bread is used for feeding birds), so 49 of the 50 classes are now grounded and only penguin remains hand-authored.</w:t>
+        <w:t xml:space="preserve">Level 2's refined design calls for feeding birds and names bread as the answer, so mushroom was replaced by bread and the model was retrained as one versioned set; the vocabulary is still 50 classes. Held-out accuracy moved from 0.863 to 0.866. Bread's recall is 0.826 (mushroom's was 0.921), above the 0.70 floor every gate </w:t>
+      </w:r>
+      <w:r>
+        <w:lastRenderedPageBreak/>
+        <w:t>requires, and TU-Berlin covers bread, so its coverage stays at 40 classes. Unlike mushroom, bread is grounded in ConceptNet (bread is used for feeding birds), so 49 of the 50 classes are now grounded and only penguin remains hand-authored.</w:t>
       </w:r>
     </w:p>
     <w:p>
@@ -1336,9 +1236,6 @@
         <w:t xml:space="preserve">Game design as built. </w:t>
       </w:r>
       <w:r>
-        <w:rPr>
-          <w:b w:val="0"/>
-        </w:rPr>
         <w:t>Through playtesting and the team's level design documents, the five levels changed from the designs in Section 4.5.4.6, and with them the rules of play: the run ends at Mayon's summit, where Lola turns, rather than on an ending screen, and Endings A–D are still computed and logged for the telemetry analysis but are not shown; Mayon has a single layout rather than one generated from the dominant route; the player may transform anywhere rather than only at a checkpoint; a drawn tool is used once; and from Level 3 on, ink drains while the player is transformed and is refilled within the level, except at Mayon, where it is finite. Levels 1 and 2 keep a ten-second transformation, which the proposal does not describe. None of these changes what the evaluation measures: recognition is still reported at the fixed 0.60 confidence and 0.15 margin floor.</w:t>
       </w:r>
     </w:p>
@@ -1358,10 +1255,7 @@
         <w:t xml:space="preserve">Content-dependent features. </w:t>
       </w:r>
       <w:r>
-        <w:rPr>
-          <w:b w:val="0"/>
-        </w:rPr>
-        <w:t>Dynamic audio (Section 4.5.4.7) and the shuffle-bag dialogue with replay nudges (Section 4.5.4.4) depend on sound files and alternate dialogue lines that have not been produced. The audio system is in place with every sound identified but no recordings, and the dialogue system plays one line per beat. We propose moving both to future work.</w:t>
+        <w:t>Dynamic audio (Section 4.5.4.7) depends on recordings that have not been produced. The audio system is in place, with every sound identified, but no recordings exist yet. We propose moving dynamic audio to future work.</w:t>
       </w:r>
     </w:p>
     <w:p>
@@ -1370,9 +1264,6 @@
         <w:jc w:val="both"/>
       </w:pPr>
       <w:r>
-        <w:rPr>
-          <w:b w:val="0"/>
-        </w:rPr>
         <w:t>Given these considerations, we propose the following changes:</w:t>
       </w:r>
     </w:p>
@@ -1391,10 +1282,7 @@
         <w:t xml:space="preserve">Scope and Limitations: </w:t>
       </w:r>
       <w:r>
-        <w:rPr>
-          <w:b w:val="0"/>
-        </w:rPr>
-        <w:t>Replace mushroom with bread in the class vocabulary; describe the recognizer as a co-located local service rather than as running within the Godot engine; and move dynamic audio and the shuffle-bag dialogue to future work.</w:t>
+        <w:t>Replace mushroom with bread in the class vocabulary; describe the recognizer as a co-located local service rather than as running within the Godot engine; and move dynamic audio to future work.</w:t>
       </w:r>
     </w:p>
     <w:p>
@@ -1412,9 +1300,6 @@
         <w:t xml:space="preserve">Technical Background: </w:t>
       </w:r>
       <w:r>
-        <w:rPr>
-          <w:b w:val="0"/>
-        </w:rPr>
         <w:t>Update Table 1 and Section 3.2.7 for bread (forty-nine of fifty classes grounded, penguin alone hand-authored), describe the design-authored ability-tag layer that gates obstacles, and report the network architecture and training settings Section 3.3.3 refers to.</w:t>
       </w:r>
     </w:p>
@@ -1433,9 +1318,6 @@
         <w:t xml:space="preserve">Methodology: </w:t>
       </w:r>
       <w:r>
-        <w:rPr>
-          <w:b w:val="0"/>
-        </w:rPr>
         <w:t>Update the following:</w:t>
       </w:r>
     </w:p>
@@ -1447,9 +1329,6 @@
         </w:numPr>
       </w:pPr>
       <w:r>
-        <w:rPr>
-          <w:b w:val="0"/>
-        </w:rPr>
         <w:t>Sections 4.2.7 and 4.10.3: report TU-Berlin under both protocols, the game's preprocessing and stroke-preserving downsampling, and correct the description of its strokes.</w:t>
       </w:r>
     </w:p>
@@ -1461,9 +1340,6 @@
         </w:numPr>
       </w:pPr>
       <w:r>
-        <w:rPr>
-          <w:b w:val="0"/>
-        </w:rPr>
         <w:t>Section 4.2.8, Tables 7–9 and Appendix C: replace mushroom with bread (119 abilities over 49 grounded classes, one hand-authored) and state that every attribution was verified against the ConceptNet 5.7.0 assertions dump.</w:t>
       </w:r>
     </w:p>
@@ -1475,9 +1351,6 @@
         </w:numPr>
       </w:pPr>
       <w:r>
-        <w:rPr>
-          <w:b w:val="0"/>
-        </w:rPr>
         <w:t>Sections 4.5.4.5–4.5.4.6 and FR-7 to FR-8: describe the levels, ink rules and ending as built, keeping Endings A–D as computed and logged.</w:t>
       </w:r>
     </w:p>
@@ -1487,20 +1360,20 @@
         <w:jc w:val="both"/>
       </w:pPr>
       <w:r>
+        <w:t>Thank you very much!</w:t>
+      </w:r>
+    </w:p>
+    <w:p>
+      <w:pPr>
+        <w:widowControl w:val="0"/>
+      </w:pPr>
+    </w:p>
+    <w:p>
+      <w:pPr>
+        <w:widowControl w:val="0"/>
+      </w:pPr>
+      <w:r>
         <w:lastRenderedPageBreak/>
-        <w:t>Thank you very much!</w:t>
-      </w:r>
-    </w:p>
-    <w:p>
-      <w:pPr>
-        <w:widowControl w:val="0"/>
-      </w:pPr>
-    </w:p>
-    <w:p>
-      <w:pPr>
-        <w:widowControl w:val="0"/>
-      </w:pPr>
-      <w:r>
         <w:t>Respectfully,</w:t>
       </w:r>
     </w:p>
@@ -1534,7 +1407,6 @@
               <w:bottom w:val="nil"/>
               <w:right w:val="nil"/>
             </w:tcBorders>
-            <w:shd w:val="clear" w:color="auto" w:fill="auto"/>
             <w:tcMar>
               <w:top w:w="100" w:type="dxa"/>
               <w:left w:w="100" w:type="dxa"/>
@@ -1626,7 +1498,6 @@
               <w:bottom w:val="nil"/>
               <w:right w:val="nil"/>
             </w:tcBorders>
-            <w:shd w:val="clear" w:color="auto" w:fill="auto"/>
             <w:tcMar>
               <w:top w:w="100" w:type="dxa"/>
               <w:left w:w="100" w:type="dxa"/>
@@ -1691,12 +1562,6 @@
               </w:rPr>
               <w:t>API, ERIKA BIANCA E.</w:t>
             </w:r>
-            <w:r>
-              <w:rPr>
-                <w:b/>
-                <w:bCs/>
-              </w:rPr>
-            </w:r>
           </w:p>
           <w:p>
             <w:pPr>
@@ -1719,7 +1584,6 @@
               <w:bottom w:val="nil"/>
               <w:right w:val="nil"/>
             </w:tcBorders>
-            <w:shd w:val="clear" w:color="auto" w:fill="auto"/>
             <w:tcMar>
               <w:top w:w="100" w:type="dxa"/>
               <w:left w:w="100" w:type="dxa"/>
@@ -1811,7 +1675,6 @@
               <w:bottom w:val="nil"/>
               <w:right w:val="nil"/>
             </w:tcBorders>
-            <w:shd w:val="clear" w:color="auto" w:fill="auto"/>
             <w:tcMar>
               <w:top w:w="100" w:type="dxa"/>
               <w:left w:w="100" w:type="dxa"/>
@@ -1875,12 +1738,6 @@
                 <w:bCs/>
               </w:rPr>
               <w:t>GUTIERREZ, LADY KAINA V.</w:t>
-            </w:r>
-            <w:r>
-              <w:rPr>
-                <w:b/>
-                <w:bCs/>
-              </w:rPr>
             </w:r>
           </w:p>
           <w:p>
@@ -1937,7 +1794,6 @@
               <w:bottom w:val="nil"/>
               <w:right w:val="nil"/>
             </w:tcBorders>
-            <w:shd w:val="clear" w:color="auto" w:fill="auto"/>
             <w:tcMar>
               <w:top w:w="100" w:type="dxa"/>
               <w:left w:w="100" w:type="dxa"/>
@@ -2050,7 +1906,6 @@
               <w:bottom w:val="nil"/>
               <w:right w:val="nil"/>
             </w:tcBorders>
-            <w:shd w:val="clear" w:color="auto" w:fill="auto"/>
             <w:tcMar>
               <w:top w:w="100" w:type="dxa"/>
               <w:left w:w="100" w:type="dxa"/>
@@ -2088,14 +1943,7 @@
                 <w:b/>
                 <w:bCs/>
               </w:rPr>
-              <w:t xml:space="preserve">FULLNAME OF </w:t>
-            </w:r>
-            <w:r>
-              <w:rPr>
-                <w:b/>
-                <w:bCs/>
-              </w:rPr>
-              <w:t>PANEL CHAIR</w:t>
+              <w:t>FULLNAME OF PANEL CHAIR</w:t>
             </w:r>
           </w:p>
           <w:p>
@@ -2125,7 +1973,6 @@
               <w:bottom w:val="nil"/>
               <w:right w:val="nil"/>
             </w:tcBorders>
-            <w:shd w:val="clear" w:color="auto" w:fill="auto"/>
             <w:tcMar>
               <w:top w:w="100" w:type="dxa"/>
               <w:left w:w="100" w:type="dxa"/>
@@ -2164,21 +2011,7 @@
                 <w:b/>
                 <w:bCs/>
               </w:rPr>
-              <w:t xml:space="preserve">FULLNAME OF </w:t>
-            </w:r>
-            <w:r>
-              <w:rPr>
-                <w:b/>
-                <w:bCs/>
-              </w:rPr>
-              <w:t>MEMBE</w:t>
-            </w:r>
-            <w:r>
-              <w:rPr>
-                <w:b/>
-                <w:bCs/>
-              </w:rPr>
-              <w:t>R</w:t>
+              <w:t>FULLNAME OF MEMBER</w:t>
             </w:r>
           </w:p>
           <w:p>
@@ -2200,7 +2033,6 @@
               <w:bottom w:val="nil"/>
               <w:right w:val="nil"/>
             </w:tcBorders>
-            <w:shd w:val="clear" w:color="auto" w:fill="auto"/>
             <w:tcMar>
               <w:top w:w="100" w:type="dxa"/>
               <w:left w:w="100" w:type="dxa"/>
@@ -2239,14 +2071,7 @@
                 <w:b/>
                 <w:bCs/>
               </w:rPr>
-              <w:t xml:space="preserve">FULLNAME OF </w:t>
-            </w:r>
-            <w:r>
-              <w:rPr>
-                <w:b/>
-                <w:bCs/>
-              </w:rPr>
-              <w:t>MEMBER</w:t>
+              <w:t>FULLNAME OF MEMBER</w:t>
             </w:r>
           </w:p>
           <w:p>
@@ -2265,8 +2090,6 @@
       <w:pPr>
         <w:jc w:val="both"/>
       </w:pPr>
-      <w:bookmarkStart w:id="0" w:name="_GoBack"/>
-      <w:bookmarkEnd w:id="0"/>
     </w:p>
     <w:sectPr>
       <w:headerReference w:type="default" r:id="rId9"/>
@@ -2280,7 +2103,7 @@
 </file>
 
 <file path=word/endnotes.xml><?xml version="1.0" encoding="utf-8"?>
-<w:endnotes xmlns:wpc="http://schemas.microsoft.com/office/word/2010/wordprocessingCanvas" xmlns:cx="http://schemas.microsoft.com/office/drawing/2014/chartex" xmlns:mc="http://schemas.openxmlformats.org/markup-compatibility/2006" xmlns:o="urn:schemas-microsoft-com:office:office" xmlns:r="http://schemas.openxmlformats.org/officeDocument/2006/relationships" xmlns:m="http://schemas.openxmlformats.org/officeDocument/2006/math" xmlns:v="urn:schemas-microsoft-com:vml" xmlns:wp14="http://schemas.microsoft.com/office/word/2010/wordprocessingDrawing" xmlns:wp="http://schemas.openxmlformats.org/drawingml/2006/wordprocessingDrawing" xmlns:w10="urn:schemas-microsoft-com:office:word" xmlns:w="http://schemas.openxmlformats.org/wordprocessingml/2006/main" xmlns:w14="http://schemas.microsoft.com/office/word/2010/wordml" xmlns:w15="http://schemas.microsoft.com/office/word/2012/wordml" xmlns:w16se="http://schemas.microsoft.com/office/word/2015/wordml/symex" xmlns:wpg="http://schemas.microsoft.com/office/word/2010/wordprocessingGroup" xmlns:wpi="http://schemas.microsoft.com/office/word/2010/wordprocessingInk" xmlns:wne="http://schemas.microsoft.com/office/word/2006/wordml" xmlns:wps="http://schemas.microsoft.com/office/word/2010/wordprocessingShape" mc:Ignorable="w14 w15 w16se wp14">
+<w:endnotes xmlns:wpc="http://schemas.microsoft.com/office/word/2010/wordprocessingCanvas" xmlns:cx="http://schemas.microsoft.com/office/drawing/2014/chartex" xmlns:cx1="http://schemas.microsoft.com/office/drawing/2015/9/8/chartex" xmlns:cx2="http://schemas.microsoft.com/office/drawing/2015/10/21/chartex" xmlns:cx3="http://schemas.microsoft.com/office/drawing/2016/5/9/chartex" xmlns:cx4="http://schemas.microsoft.com/office/drawing/2016/5/10/chartex" xmlns:cx5="http://schemas.microsoft.com/office/drawing/2016/5/11/chartex" xmlns:cx6="http://schemas.microsoft.com/office/drawing/2016/5/12/chartex" xmlns:cx7="http://schemas.microsoft.com/office/drawing/2016/5/13/chartex" xmlns:cx8="http://schemas.microsoft.com/office/drawing/2016/5/14/chartex" xmlns:mc="http://schemas.openxmlformats.org/markup-compatibility/2006" xmlns:aink="http://schemas.microsoft.com/office/drawing/2016/ink" xmlns:am3d="http://schemas.microsoft.com/office/drawing/2017/model3d" xmlns:o="urn:schemas-microsoft-com:office:office" xmlns:oel="http://schemas.microsoft.com/office/2019/extlst" xmlns:r="http://schemas.openxmlformats.org/officeDocument/2006/relationships" xmlns:m="http://schemas.openxmlformats.org/officeDocument/2006/math" xmlns:v="urn:schemas-microsoft-com:vml" xmlns:wp14="http://schemas.microsoft.com/office/word/2010/wordprocessingDrawing" xmlns:wp="http://schemas.openxmlformats.org/drawingml/2006/wordprocessingDrawing" xmlns:w10="urn:schemas-microsoft-com:office:word" xmlns:w="http://schemas.openxmlformats.org/wordprocessingml/2006/main" xmlns:w14="http://schemas.microsoft.com/office/word/2010/wordml" xmlns:w15="http://schemas.microsoft.com/office/word/2012/wordml" xmlns:w16cex="http://schemas.microsoft.com/office/word/2018/wordml/cex" xmlns:w16cid="http://schemas.microsoft.com/office/word/2016/wordml/cid" xmlns:w16="http://schemas.microsoft.com/office/word/2018/wordml" xmlns:w16du="http://schemas.microsoft.com/office/word/2023/wordml/word16du" xmlns:w16sdtdh="http://schemas.microsoft.com/office/word/2020/wordml/sdtdatahash" xmlns:w16sdtfl="http://schemas.microsoft.com/office/word/2024/wordml/sdtformatlock" xmlns:w16se="http://schemas.microsoft.com/office/word/2015/wordml/symex" xmlns:wpg="http://schemas.microsoft.com/office/word/2010/wordprocessingGroup" xmlns:wpi="http://schemas.microsoft.com/office/word/2010/wordprocessingInk" xmlns:wne="http://schemas.microsoft.com/office/word/2006/wordml" xmlns:wps="http://schemas.microsoft.com/office/word/2010/wordprocessingShape" mc:Ignorable="w14 w15 w16se w16cid w16 w16cex w16sdtdh w16sdtfl w16du wp14">
   <w:endnote w:type="separator" w:id="-1">
     <w:p>
       <w:pPr>
@@ -2305,7 +2128,7 @@
 </file>
 
 <file path=word/footnotes.xml><?xml version="1.0" encoding="utf-8"?>
-<w:footnotes xmlns:wpc="http://schemas.microsoft.com/office/word/2010/wordprocessingCanvas" xmlns:cx="http://schemas.microsoft.com/office/drawing/2014/chartex" xmlns:mc="http://schemas.openxmlformats.org/markup-compatibility/2006" xmlns:o="urn:schemas-microsoft-com:office:office" xmlns:r="http://schemas.openxmlformats.org/officeDocument/2006/relationships" xmlns:m="http://schemas.openxmlformats.org/officeDocument/2006/math" xmlns:v="urn:schemas-microsoft-com:vml" xmlns:wp14="http://schemas.microsoft.com/office/word/2010/wordprocessingDrawing" xmlns:wp="http://schemas.openxmlformats.org/drawingml/2006/wordprocessingDrawing" xmlns:w10="urn:schemas-microsoft-com:office:word" xmlns:w="http://schemas.openxmlformats.org/wordprocessingml/2006/main" xmlns:w14="http://schemas.microsoft.com/office/word/2010/wordml" xmlns:w15="http://schemas.microsoft.com/office/word/2012/wordml" xmlns:w16se="http://schemas.microsoft.com/office/word/2015/wordml/symex" xmlns:wpg="http://schemas.microsoft.com/office/word/2010/wordprocessingGroup" xmlns:wpi="http://schemas.microsoft.com/office/word/2010/wordprocessingInk" xmlns:wne="http://schemas.microsoft.com/office/word/2006/wordml" xmlns:wps="http://schemas.microsoft.com/office/word/2010/wordprocessingShape" mc:Ignorable="w14 w15 w16se wp14">
+<w:footnotes xmlns:wpc="http://schemas.microsoft.com/office/word/2010/wordprocessingCanvas" xmlns:cx="http://schemas.microsoft.com/office/drawing/2014/chartex" xmlns:cx1="http://schemas.microsoft.com/office/drawing/2015/9/8/chartex" xmlns:cx2="http://schemas.microsoft.com/office/drawing/2015/10/21/chartex" xmlns:cx3="http://schemas.microsoft.com/office/drawing/2016/5/9/chartex" xmlns:cx4="http://schemas.microsoft.com/office/drawing/2016/5/10/chartex" xmlns:cx5="http://schemas.microsoft.com/office/drawing/2016/5/11/chartex" xmlns:cx6="http://schemas.microsoft.com/office/drawing/2016/5/12/chartex" xmlns:cx7="http://schemas.microsoft.com/office/drawing/2016/5/13/chartex" xmlns:cx8="http://schemas.microsoft.com/office/drawing/2016/5/14/chartex" xmlns:mc="http://schemas.openxmlformats.org/markup-compatibility/2006" xmlns:aink="http://schemas.microsoft.com/office/drawing/2016/ink" xmlns:am3d="http://schemas.microsoft.com/office/drawing/2017/model3d" xmlns:o="urn:schemas-microsoft-com:office:office" xmlns:oel="http://schemas.microsoft.com/office/2019/extlst" xmlns:r="http://schemas.openxmlformats.org/officeDocument/2006/relationships" xmlns:m="http://schemas.openxmlformats.org/officeDocument/2006/math" xmlns:v="urn:schemas-microsoft-com:vml" xmlns:wp14="http://schemas.microsoft.com/office/word/2010/wordprocessingDrawing" xmlns:wp="http://schemas.openxmlformats.org/drawingml/2006/wordprocessingDrawing" xmlns:w10="urn:schemas-microsoft-com:office:word" xmlns:w="http://schemas.openxmlformats.org/wordprocessingml/2006/main" xmlns:w14="http://schemas.microsoft.com/office/word/2010/wordml" xmlns:w15="http://schemas.microsoft.com/office/word/2012/wordml" xmlns:w16cex="http://schemas.microsoft.com/office/word/2018/wordml/cex" xmlns:w16cid="http://schemas.microsoft.com/office/word/2016/wordml/cid" xmlns:w16="http://schemas.microsoft.com/office/word/2018/wordml" xmlns:w16du="http://schemas.microsoft.com/office/word/2023/wordml/word16du" xmlns:w16sdtdh="http://schemas.microsoft.com/office/word/2020/wordml/sdtdatahash" xmlns:w16sdtfl="http://schemas.microsoft.com/office/word/2024/wordml/sdtformatlock" xmlns:w16se="http://schemas.microsoft.com/office/word/2015/wordml/symex" xmlns:wpg="http://schemas.microsoft.com/office/word/2010/wordprocessingGroup" xmlns:wpi="http://schemas.microsoft.com/office/word/2010/wordprocessingInk" xmlns:wne="http://schemas.microsoft.com/office/word/2006/wordml" xmlns:wps="http://schemas.microsoft.com/office/word/2010/wordprocessingShape" mc:Ignorable="w14 w15 w16se w16cid w16 w16cex w16sdtdh w16sdtfl w16du wp14">
   <w:footnote w:type="separator" w:id="-1">
     <w:p>
       <w:pPr>
@@ -2330,7 +2153,7 @@
 </file>
 
 <file path=word/header1.xml><?xml version="1.0" encoding="utf-8"?>
-<w:hdr xmlns:wpc="http://schemas.microsoft.com/office/word/2010/wordprocessingCanvas" xmlns:cx="http://schemas.microsoft.com/office/drawing/2014/chartex" xmlns:mc="http://schemas.openxmlformats.org/markup-compatibility/2006" xmlns:o="urn:schemas-microsoft-com:office:office" xmlns:r="http://schemas.openxmlformats.org/officeDocument/2006/relationships" xmlns:m="http://schemas.openxmlformats.org/officeDocument/2006/math" xmlns:v="urn:schemas-microsoft-com:vml" xmlns:wp14="http://schemas.microsoft.com/office/word/2010/wordprocessingDrawing" xmlns:wp="http://schemas.openxmlformats.org/drawingml/2006/wordprocessingDrawing" xmlns:w10="urn:schemas-microsoft-com:office:word" xmlns:w="http://schemas.openxmlformats.org/wordprocessingml/2006/main" xmlns:w14="http://schemas.microsoft.com/office/word/2010/wordml" xmlns:w15="http://schemas.microsoft.com/office/word/2012/wordml" xmlns:w16se="http://schemas.microsoft.com/office/word/2015/wordml/symex" xmlns:wpg="http://schemas.microsoft.com/office/word/2010/wordprocessingGroup" xmlns:wpi="http://schemas.microsoft.com/office/word/2010/wordprocessingInk" xmlns:wne="http://schemas.microsoft.com/office/word/2006/wordml" xmlns:wps="http://schemas.microsoft.com/office/word/2010/wordprocessingShape" mc:Ignorable="w14 w15 w16se wp14">
+<w:hdr xmlns:wpc="http://schemas.microsoft.com/office/word/2010/wordprocessingCanvas" xmlns:cx="http://schemas.microsoft.com/office/drawing/2014/chartex" xmlns:cx1="http://schemas.microsoft.com/office/drawing/2015/9/8/chartex" xmlns:cx2="http://schemas.microsoft.com/office/drawing/2015/10/21/chartex" xmlns:cx3="http://schemas.microsoft.com/office/drawing/2016/5/9/chartex" xmlns:cx4="http://schemas.microsoft.com/office/drawing/2016/5/10/chartex" xmlns:cx5="http://schemas.microsoft.com/office/drawing/2016/5/11/chartex" xmlns:cx6="http://schemas.microsoft.com/office/drawing/2016/5/12/chartex" xmlns:cx7="http://schemas.microsoft.com/office/drawing/2016/5/13/chartex" xmlns:cx8="http://schemas.microsoft.com/office/drawing/2016/5/14/chartex" xmlns:mc="http://schemas.openxmlformats.org/markup-compatibility/2006" xmlns:aink="http://schemas.microsoft.com/office/drawing/2016/ink" xmlns:am3d="http://schemas.microsoft.com/office/drawing/2017/model3d" xmlns:o="urn:schemas-microsoft-com:office:office" xmlns:oel="http://schemas.microsoft.com/office/2019/extlst" xmlns:r="http://schemas.openxmlformats.org/officeDocument/2006/relationships" xmlns:m="http://schemas.openxmlformats.org/officeDocument/2006/math" xmlns:v="urn:schemas-microsoft-com:vml" xmlns:wp14="http://schemas.microsoft.com/office/word/2010/wordprocessingDrawing" xmlns:wp="http://schemas.openxmlformats.org/drawingml/2006/wordprocessingDrawing" xmlns:w10="urn:schemas-microsoft-com:office:word" xmlns:w="http://schemas.openxmlformats.org/wordprocessingml/2006/main" xmlns:w14="http://schemas.microsoft.com/office/word/2010/wordml" xmlns:w15="http://schemas.microsoft.com/office/word/2012/wordml" xmlns:w16cex="http://schemas.microsoft.com/office/word/2018/wordml/cex" xmlns:w16cid="http://schemas.microsoft.com/office/word/2016/wordml/cid" xmlns:w16="http://schemas.microsoft.com/office/word/2018/wordml" xmlns:w16du="http://schemas.microsoft.com/office/word/2023/wordml/word16du" xmlns:w16sdtdh="http://schemas.microsoft.com/office/word/2020/wordml/sdtdatahash" xmlns:w16sdtfl="http://schemas.microsoft.com/office/word/2024/wordml/sdtformatlock" xmlns:w16se="http://schemas.microsoft.com/office/word/2015/wordml/symex" xmlns:wpg="http://schemas.microsoft.com/office/word/2010/wordprocessingGroup" xmlns:wpi="http://schemas.microsoft.com/office/word/2010/wordprocessingInk" xmlns:wne="http://schemas.microsoft.com/office/word/2006/wordml" xmlns:wps="http://schemas.microsoft.com/office/word/2010/wordprocessingShape" mc:Ignorable="w14 w15 w16se w16cid w16 w16cex w16sdtdh w16sdtfl w16du wp14">
   <w:p>
     <w:pPr>
       <w:spacing w:before="1"/>
@@ -2347,7 +2170,7 @@
 </file>
 
 <file path=word/numbering.xml><?xml version="1.0" encoding="utf-8"?>
-<w:numbering xmlns:wpc="http://schemas.microsoft.com/office/word/2010/wordprocessingCanvas" xmlns:cx="http://schemas.microsoft.com/office/drawing/2014/chartex" xmlns:mc="http://schemas.openxmlformats.org/markup-compatibility/2006" xmlns:o="urn:schemas-microsoft-com:office:office" xmlns:r="http://schemas.openxmlformats.org/officeDocument/2006/relationships" xmlns:m="http://schemas.openxmlformats.org/officeDocument/2006/math" xmlns:v="urn:schemas-microsoft-com:vml" xmlns:wp14="http://schemas.microsoft.com/office/word/2010/wordprocessingDrawing" xmlns:wp="http://schemas.openxmlformats.org/drawingml/2006/wordprocessingDrawing" xmlns:w10="urn:schemas-microsoft-com:office:word" xmlns:w="http://schemas.openxmlformats.org/wordprocessingml/2006/main" xmlns:w14="http://schemas.microsoft.com/office/word/2010/wordml" xmlns:w15="http://schemas.microsoft.com/office/word/2012/wordml" xmlns:w16se="http://schemas.microsoft.com/office/word/2015/wordml/symex" xmlns:wpg="http://schemas.microsoft.com/office/word/2010/wordprocessingGroup" xmlns:wpi="http://schemas.microsoft.com/office/word/2010/wordprocessingInk" xmlns:wne="http://schemas.microsoft.com/office/word/2006/wordml" xmlns:wps="http://schemas.microsoft.com/office/word/2010/wordprocessingShape" mc:Ignorable="w14 w15 w16se wp14">
+<w:numbering xmlns:wpc="http://schemas.microsoft.com/office/word/2010/wordprocessingCanvas" xmlns:cx="http://schemas.microsoft.com/office/drawing/2014/chartex" xmlns:cx1="http://schemas.microsoft.com/office/drawing/2015/9/8/chartex" xmlns:cx2="http://schemas.microsoft.com/office/drawing/2015/10/21/chartex" xmlns:cx3="http://schemas.microsoft.com/office/drawing/2016/5/9/chartex" xmlns:cx4="http://schemas.microsoft.com/office/drawing/2016/5/10/chartex" xmlns:cx5="http://schemas.microsoft.com/office/drawing/2016/5/11/chartex" xmlns:cx6="http://schemas.microsoft.com/office/drawing/2016/5/12/chartex" xmlns:cx7="http://schemas.microsoft.com/office/drawing/2016/5/13/chartex" xmlns:cx8="http://schemas.microsoft.com/office/drawing/2016/5/14/chartex" xmlns:mc="http://schemas.openxmlformats.org/markup-compatibility/2006" xmlns:aink="http://schemas.microsoft.com/office/drawing/2016/ink" xmlns:am3d="http://schemas.microsoft.com/office/drawing/2017/model3d" xmlns:o="urn:schemas-microsoft-com:office:office" xmlns:oel="http://schemas.microsoft.com/office/2019/extlst" xmlns:r="http://schemas.openxmlformats.org/officeDocument/2006/relationships" xmlns:m="http://schemas.openxmlformats.org/officeDocument/2006/math" xmlns:v="urn:schemas-microsoft-com:vml" xmlns:wp14="http://schemas.microsoft.com/office/word/2010/wordprocessingDrawing" xmlns:wp="http://schemas.openxmlformats.org/drawingml/2006/wordprocessingDrawing" xmlns:w10="urn:schemas-microsoft-com:office:word" xmlns:w="http://schemas.openxmlformats.org/wordprocessingml/2006/main" xmlns:w14="http://schemas.microsoft.com/office/word/2010/wordml" xmlns:w15="http://schemas.microsoft.com/office/word/2012/wordml" xmlns:w16cex="http://schemas.microsoft.com/office/word/2018/wordml/cex" xmlns:w16cid="http://schemas.microsoft.com/office/word/2016/wordml/cid" xmlns:w16="http://schemas.microsoft.com/office/word/2018/wordml" xmlns:w16du="http://schemas.microsoft.com/office/word/2023/wordml/word16du" xmlns:w16sdtdh="http://schemas.microsoft.com/office/word/2020/wordml/sdtdatahash" xmlns:w16sdtfl="http://schemas.microsoft.com/office/word/2024/wordml/sdtformatlock" xmlns:w16se="http://schemas.microsoft.com/office/word/2015/wordml/symex" xmlns:wpg="http://schemas.microsoft.com/office/word/2010/wordprocessingGroup" xmlns:wpi="http://schemas.microsoft.com/office/word/2010/wordprocessingInk" xmlns:wne="http://schemas.microsoft.com/office/word/2006/wordml" xmlns:wps="http://schemas.microsoft.com/office/word/2010/wordprocessingShape" mc:Ignorable="w14 w15 w16se w16cid w16 w16cex w16sdtdh w16sdtfl w16du wp14">
   <w:abstractNum w:abstractNumId="0" w15:restartNumberingAfterBreak="0">
     <w:nsid w:val="0D356AB9"/>
     <w:multiLevelType w:val="multilevel"/>
@@ -2574,17 +2397,17 @@
       </w:rPr>
     </w:lvl>
   </w:abstractNum>
-  <w:num w:numId="1">
+  <w:num w:numId="1" w16cid:durableId="274679445">
     <w:abstractNumId w:val="1"/>
   </w:num>
-  <w:num w:numId="2">
+  <w:num w:numId="2" w16cid:durableId="996152478">
     <w:abstractNumId w:val="0"/>
   </w:num>
 </w:numbering>
 </file>
 
 <file path=word/styles.xml><?xml version="1.0" encoding="utf-8"?>
-<w:styles xmlns:mc="http://schemas.openxmlformats.org/markup-compatibility/2006" xmlns:r="http://schemas.openxmlformats.org/officeDocument/2006/relationships" xmlns:w="http://schemas.openxmlformats.org/wordprocessingml/2006/main" xmlns:w14="http://schemas.microsoft.com/office/word/2010/wordml" xmlns:w15="http://schemas.microsoft.com/office/word/2012/wordml" xmlns:w16se="http://schemas.microsoft.com/office/word/2015/wordml/symex" mc:Ignorable="w14 w15 w16se">
+<w:styles xmlns:mc="http://schemas.openxmlformats.org/markup-compatibility/2006" xmlns:r="http://schemas.openxmlformats.org/officeDocument/2006/relationships" xmlns:w="http://schemas.openxmlformats.org/wordprocessingml/2006/main" xmlns:w14="http://schemas.microsoft.com/office/word/2010/wordml" xmlns:w15="http://schemas.microsoft.com/office/word/2012/wordml" xmlns:w16cex="http://schemas.microsoft.com/office/word/2018/wordml/cex" xmlns:w16cid="http://schemas.microsoft.com/office/word/2016/wordml/cid" xmlns:w16="http://schemas.microsoft.com/office/word/2018/wordml" xmlns:w16du="http://schemas.microsoft.com/office/word/2023/wordml/word16du" xmlns:w16sdtdh="http://schemas.microsoft.com/office/word/2020/wordml/sdtdatahash" xmlns:w16sdtfl="http://schemas.microsoft.com/office/word/2024/wordml/sdtformatlock" xmlns:w16se="http://schemas.microsoft.com/office/word/2015/wordml/symex" mc:Ignorable="w14 w15 w16se w16cid w16 w16cex w16sdtdh w16sdtfl w16du">
   <w:docDefaults>
     <w:rPrDefault>
       <w:rPr>
@@ -2600,7 +2423,7 @@
       </w:pPr>
     </w:pPrDefault>
   </w:docDefaults>
-  <w:latentStyles w:defLockedState="0" w:defUIPriority="99" w:defSemiHidden="0" w:defUnhideWhenUsed="0" w:defQFormat="0" w:count="371">
+  <w:latentStyles w:defLockedState="0" w:defUIPriority="99" w:defSemiHidden="0" w:defUnhideWhenUsed="0" w:defQFormat="0" w:count="376">
     <w:lsdException w:name="Normal" w:uiPriority="0" w:qFormat="1"/>
     <w:lsdException w:name="heading 1" w:uiPriority="9" w:qFormat="1"/>
     <w:lsdException w:name="heading 2" w:semiHidden="1" w:uiPriority="9" w:unhideWhenUsed="1" w:qFormat="1"/>
@@ -2972,6 +2795,11 @@
     <w:lsdException w:name="List Table 5 Dark Accent 6" w:uiPriority="50"/>
     <w:lsdException w:name="List Table 6 Colorful Accent 6" w:uiPriority="51"/>
     <w:lsdException w:name="List Table 7 Colorful Accent 6" w:uiPriority="52"/>
+    <w:lsdException w:name="Mention" w:semiHidden="1" w:unhideWhenUsed="1"/>
+    <w:lsdException w:name="Smart Hyperlink" w:semiHidden="1" w:unhideWhenUsed="1"/>
+    <w:lsdException w:name="Hashtag" w:semiHidden="1" w:unhideWhenUsed="1"/>
+    <w:lsdException w:name="Unresolved Mention" w:semiHidden="1" w:unhideWhenUsed="1"/>
+    <w:lsdException w:name="Smart Link" w:semiHidden="1" w:unhideWhenUsed="1"/>
   </w:latentStyles>
   <w:style w:type="paragraph" w:default="1" w:styleId="Normal">
     <w:name w:val="Normal"/>
